--- a/CMA_B1_Ch11_AnswerKeys.docx
+++ b/CMA_B1_Ch11_AnswerKeys.docx
@@ -27,7 +27,7 @@
           <w:sz w:val="20"/>
           <w:szCs w:val="20"/>
         </w:rPr>
-        <w:t xml:space="preserve">Sections 11.3, 11.4 · Revenue Recognition · 41 items · keep this sheet separate from the handout</w:t>
+        <w:t xml:space="preserve">Steps 3 and 4: the transaction price and its allocation · and 1 more section · Revenue Recognition · 41 items · keep this sheet separate from the handout</w:t>
       </w:r>
     </w:p>
     <w:tbl>
@@ -2319,7 +2319,7 @@
           <w:sz w:val="20"/>
           <w:szCs w:val="20"/>
         </w:rPr>
-        <w:t xml:space="preserve">Section 11.5 · Revenue Recognition · 31 items · keep this sheet separate from the handout</w:t>
+        <w:t xml:space="preserve">Special situations · Revenue Recognition · 31 items · keep this sheet separate from the handout</w:t>
       </w:r>
     </w:p>
     <w:tbl>
@@ -4236,7 +4236,7 @@
           <w:sz w:val="20"/>
           <w:szCs w:val="20"/>
         </w:rPr>
-        <w:t xml:space="preserve">Section 11.5 · part 3 · Revenue Recognition · 51 items · keep this sheet separate from the handout</w:t>
+        <w:t xml:space="preserve">Special situations · part 2 · Revenue Recognition · 51 items · keep this sheet separate from the handout</w:t>
       </w:r>
     </w:p>
     <w:tbl>
